--- a/Unsorted/Павловск/до войны/1. Павловск до войны.docx
+++ b/Unsorted/Павловск/до войны/1. Павловск до войны.docx
@@ -1,6 +1,6 @@
 
 <file path=word/document.xml><?xml version="1.0" encoding="utf-8"?>
-<w:document xmlns:wpc="http://schemas.microsoft.com/office/word/2010/wordprocessingCanvas" xmlns:cx="http://schemas.microsoft.com/office/drawing/2014/chartex" xmlns:cx1="http://schemas.microsoft.com/office/drawing/2015/9/8/chartex" xmlns:mc="http://schemas.openxmlformats.org/markup-compatibility/2006" xmlns:o="urn:schemas-microsoft-com:office:office" xmlns:r="http://schemas.openxmlformats.org/officeDocument/2006/relationships" xmlns:m="http://schemas.openxmlformats.org/officeDocument/2006/math" xmlns:v="urn:schemas-microsoft-com:vml" xmlns:wp14="http://schemas.microsoft.com/office/word/2010/wordprocessingDrawing" xmlns:wp="http://schemas.openxmlformats.org/drawingml/2006/wordprocessingDrawing" xmlns:w10="urn:schemas-microsoft-com:office:word" xmlns:w="http://schemas.openxmlformats.org/wordprocessingml/2006/main" xmlns:w14="http://schemas.microsoft.com/office/word/2010/wordml" xmlns:w15="http://schemas.microsoft.com/office/word/2012/wordml" xmlns:w16se="http://schemas.microsoft.com/office/word/2015/wordml/symex" xmlns:wpg="http://schemas.microsoft.com/office/word/2010/wordprocessingGroup" xmlns:wpi="http://schemas.microsoft.com/office/word/2010/wordprocessingInk" xmlns:wne="http://schemas.microsoft.com/office/word/2006/wordml" xmlns:wps="http://schemas.microsoft.com/office/word/2010/wordprocessingShape" mc:Ignorable="w14 w15 w16se wp14">
+<w:document xmlns:wpc="http://schemas.microsoft.com/office/word/2010/wordprocessingCanvas" xmlns:cx="http://schemas.microsoft.com/office/drawing/2014/chartex" xmlns:cx1="http://schemas.microsoft.com/office/drawing/2015/9/8/chartex" xmlns:cx2="http://schemas.microsoft.com/office/drawing/2015/10/21/chartex" xmlns:cx3="http://schemas.microsoft.com/office/drawing/2016/5/9/chartex" xmlns:cx4="http://schemas.microsoft.com/office/drawing/2016/5/10/chartex" xmlns:cx5="http://schemas.microsoft.com/office/drawing/2016/5/11/chartex" xmlns:cx6="http://schemas.microsoft.com/office/drawing/2016/5/12/chartex" xmlns:cx7="http://schemas.microsoft.com/office/drawing/2016/5/13/chartex" xmlns:cx8="http://schemas.microsoft.com/office/drawing/2016/5/14/chartex" xmlns:mc="http://schemas.openxmlformats.org/markup-compatibility/2006" xmlns:aink="http://schemas.microsoft.com/office/drawing/2016/ink" xmlns:am3d="http://schemas.microsoft.com/office/drawing/2017/model3d" xmlns:o="urn:schemas-microsoft-com:office:office" xmlns:oel="http://schemas.microsoft.com/office/2019/extlst" xmlns:r="http://schemas.openxmlformats.org/officeDocument/2006/relationships" xmlns:m="http://schemas.openxmlformats.org/officeDocument/2006/math" xmlns:v="urn:schemas-microsoft-com:vml" xmlns:wp14="http://schemas.microsoft.com/office/word/2010/wordprocessingDrawing" xmlns:wp="http://schemas.openxmlformats.org/drawingml/2006/wordprocessingDrawing" xmlns:w10="urn:schemas-microsoft-com:office:word" xmlns:w="http://schemas.openxmlformats.org/wordprocessingml/2006/main" xmlns:w14="http://schemas.microsoft.com/office/word/2010/wordml" xmlns:w15="http://schemas.microsoft.com/office/word/2012/wordml" xmlns:w16cex="http://schemas.microsoft.com/office/word/2018/wordml/cex" xmlns:w16cid="http://schemas.microsoft.com/office/word/2016/wordml/cid" xmlns:w16="http://schemas.microsoft.com/office/word/2018/wordml" xmlns:w16du="http://schemas.microsoft.com/office/word/2023/wordml/word16du" xmlns:w16sdtdh="http://schemas.microsoft.com/office/word/2020/wordml/sdtdatahash" xmlns:w16sdtfl="http://schemas.microsoft.com/office/word/2024/wordml/sdtformatlock" xmlns:w16se="http://schemas.microsoft.com/office/word/2015/wordml/symex" xmlns:wpg="http://schemas.microsoft.com/office/word/2010/wordprocessingGroup" xmlns:wpi="http://schemas.microsoft.com/office/word/2010/wordprocessingInk" xmlns:wne="http://schemas.microsoft.com/office/word/2006/wordml" xmlns:wps="http://schemas.microsoft.com/office/word/2010/wordprocessingShape" mc:Ignorable="w14 w15 w16se w16cid w16 w16cex w16sdtdh w16sdtfl w16du wp14">
   <w:body>
     <w:p>
       <w:pPr>
@@ -73,7 +73,23 @@
           <w:sz w:val="24"/>
           <w:szCs w:val="24"/>
         </w:rPr>
-        <w:t xml:space="preserve">Павловский дворец, созданный </w:t>
+        <w:t>Павловский дворец, созданный</w:t>
+      </w:r>
+      <w:r>
+        <w:rPr>
+          <w:rFonts w:ascii="Times New Roman" w:hAnsi="Times New Roman" w:cs="Times New Roman"/>
+          <w:sz w:val="24"/>
+          <w:szCs w:val="24"/>
+        </w:rPr>
+        <w:t xml:space="preserve"> по проекту Чарльза Камерона</w:t>
+      </w:r>
+      <w:r>
+        <w:rPr>
+          <w:rFonts w:ascii="Times New Roman" w:hAnsi="Times New Roman" w:cs="Times New Roman"/>
+          <w:sz w:val="24"/>
+          <w:szCs w:val="24"/>
+        </w:rPr>
+        <w:t xml:space="preserve"> </w:t>
       </w:r>
       <w:r>
         <w:rPr>
@@ -169,7 +185,23 @@
           <w:sz w:val="24"/>
           <w:szCs w:val="24"/>
         </w:rPr>
-        <w:t xml:space="preserve">дворца составляли парадные залы и анфилады, отражающие разные этапы формирования ансамбля. </w:t>
+        <w:t>дворца составляли парадные залы и анфилады, отражающие разные этапы формирования ансамбля</w:t>
+      </w:r>
+      <w:r>
+        <w:rPr>
+          <w:rFonts w:ascii="Times New Roman" w:hAnsi="Times New Roman" w:cs="Times New Roman"/>
+          <w:sz w:val="24"/>
+          <w:szCs w:val="24"/>
+        </w:rPr>
+        <w:t>:</w:t>
+      </w:r>
+      <w:r>
+        <w:rPr>
+          <w:rFonts w:ascii="Times New Roman" w:hAnsi="Times New Roman" w:cs="Times New Roman"/>
+          <w:sz w:val="24"/>
+          <w:szCs w:val="24"/>
+        </w:rPr>
+        <w:t xml:space="preserve"> </w:t>
       </w:r>
       <w:r>
         <w:rPr>
@@ -210,7 +242,7 @@
           <w:sz w:val="24"/>
           <w:szCs w:val="24"/>
         </w:rPr>
-        <w:t>г</w:t>
+        <w:t>Г</w:t>
       </w:r>
       <w:r>
         <w:rPr>
@@ -412,33 +444,191 @@
           <w:sz w:val="24"/>
           <w:szCs w:val="24"/>
         </w:rPr>
-        <w:t xml:space="preserve">не менее значимая часть ансамбля, чем сам дворец. Проектировал роскошный сад Камерон, а над ландшафтами работали </w:t>
-      </w:r>
-      <w:proofErr w:type="spellStart"/>
-      <w:r>
-        <w:rPr>
-          <w:rFonts w:ascii="Times New Roman" w:hAnsi="Times New Roman" w:cs="Times New Roman"/>
-          <w:sz w:val="24"/>
-          <w:szCs w:val="24"/>
-        </w:rPr>
-        <w:t>Гонзага</w:t>
-      </w:r>
-      <w:proofErr w:type="spellEnd"/>
-      <w:r>
-        <w:rPr>
-          <w:rFonts w:ascii="Times New Roman" w:hAnsi="Times New Roman" w:cs="Times New Roman"/>
-          <w:sz w:val="24"/>
-          <w:szCs w:val="24"/>
-        </w:rPr>
-        <w:t>, Бренна и А.</w:t>
-      </w:r>
-      <w:r>
-        <w:rPr>
-          <w:rFonts w:ascii="Times New Roman" w:hAnsi="Times New Roman" w:cs="Times New Roman"/>
-          <w:sz w:val="24"/>
-          <w:szCs w:val="24"/>
-        </w:rPr>
-        <w:t xml:space="preserve"> Воронихин. Территория разделена на семь участков-районов, различных по настроению и композиции. В каждом есть свои парковые объекты: изящные каменные мосты, тенистые аллеи, беседки и памятники. </w:t>
+        <w:t>занимает</w:t>
+      </w:r>
+      <w:r>
+        <w:rPr>
+          <w:rFonts w:ascii="Times New Roman" w:hAnsi="Times New Roman" w:cs="Times New Roman"/>
+          <w:sz w:val="24"/>
+          <w:szCs w:val="24"/>
+        </w:rPr>
+        <w:t xml:space="preserve"> значим</w:t>
+      </w:r>
+      <w:r>
+        <w:rPr>
+          <w:rFonts w:ascii="Times New Roman" w:hAnsi="Times New Roman" w:cs="Times New Roman"/>
+          <w:sz w:val="24"/>
+          <w:szCs w:val="24"/>
+        </w:rPr>
+        <w:t>ую</w:t>
+      </w:r>
+      <w:r>
+        <w:rPr>
+          <w:rFonts w:ascii="Times New Roman" w:hAnsi="Times New Roman" w:cs="Times New Roman"/>
+          <w:sz w:val="24"/>
+          <w:szCs w:val="24"/>
+        </w:rPr>
+        <w:t xml:space="preserve"> часть </w:t>
+      </w:r>
+      <w:r>
+        <w:rPr>
+          <w:rFonts w:ascii="Times New Roman" w:hAnsi="Times New Roman" w:cs="Times New Roman"/>
+          <w:sz w:val="24"/>
+          <w:szCs w:val="24"/>
+        </w:rPr>
+        <w:t xml:space="preserve">архитектурного </w:t>
+      </w:r>
+      <w:r>
+        <w:rPr>
+          <w:rFonts w:ascii="Times New Roman" w:hAnsi="Times New Roman" w:cs="Times New Roman"/>
+          <w:sz w:val="24"/>
+          <w:szCs w:val="24"/>
+        </w:rPr>
+        <w:t>ансамбля</w:t>
+      </w:r>
+      <w:r>
+        <w:rPr>
+          <w:rFonts w:ascii="Times New Roman" w:hAnsi="Times New Roman" w:cs="Times New Roman"/>
+          <w:sz w:val="24"/>
+          <w:szCs w:val="24"/>
+        </w:rPr>
+        <w:t>.</w:t>
+      </w:r>
+      <w:r>
+        <w:rPr>
+          <w:rFonts w:ascii="Times New Roman" w:hAnsi="Times New Roman" w:cs="Times New Roman"/>
+          <w:sz w:val="24"/>
+          <w:szCs w:val="24"/>
+        </w:rPr>
+        <w:t xml:space="preserve"> Проектировал роскошный сад </w:t>
+      </w:r>
+      <w:r>
+        <w:rPr>
+          <w:rFonts w:ascii="Times New Roman" w:hAnsi="Times New Roman" w:cs="Times New Roman"/>
+          <w:sz w:val="24"/>
+          <w:szCs w:val="24"/>
+        </w:rPr>
+        <w:t xml:space="preserve">парка Ч. </w:t>
+      </w:r>
+      <w:r>
+        <w:rPr>
+          <w:rFonts w:ascii="Times New Roman" w:hAnsi="Times New Roman" w:cs="Times New Roman"/>
+          <w:sz w:val="24"/>
+          <w:szCs w:val="24"/>
+        </w:rPr>
+        <w:t xml:space="preserve">Камерон, а над ландшафтами работали </w:t>
+      </w:r>
+      <w:r>
+        <w:rPr>
+          <w:rFonts w:ascii="Times New Roman" w:hAnsi="Times New Roman" w:cs="Times New Roman"/>
+          <w:sz w:val="24"/>
+          <w:szCs w:val="24"/>
+        </w:rPr>
+        <w:t xml:space="preserve">П. </w:t>
+      </w:r>
+      <w:r>
+        <w:rPr>
+          <w:rFonts w:ascii="Times New Roman" w:hAnsi="Times New Roman" w:cs="Times New Roman"/>
+          <w:sz w:val="24"/>
+          <w:szCs w:val="24"/>
+        </w:rPr>
+        <w:t>Гонзаг</w:t>
+      </w:r>
+      <w:r>
+        <w:rPr>
+          <w:rFonts w:ascii="Times New Roman" w:hAnsi="Times New Roman" w:cs="Times New Roman"/>
+          <w:sz w:val="24"/>
+          <w:szCs w:val="24"/>
+        </w:rPr>
+        <w:t>о</w:t>
+      </w:r>
+      <w:r>
+        <w:rPr>
+          <w:rFonts w:ascii="Times New Roman" w:hAnsi="Times New Roman" w:cs="Times New Roman"/>
+          <w:sz w:val="24"/>
+          <w:szCs w:val="24"/>
+        </w:rPr>
+        <w:t xml:space="preserve">, </w:t>
+      </w:r>
+      <w:r>
+        <w:rPr>
+          <w:rFonts w:ascii="Times New Roman" w:hAnsi="Times New Roman" w:cs="Times New Roman"/>
+          <w:sz w:val="24"/>
+          <w:szCs w:val="24"/>
+        </w:rPr>
+        <w:t>В. Бренна</w:t>
+      </w:r>
+      <w:r>
+        <w:rPr>
+          <w:rFonts w:ascii="Times New Roman" w:hAnsi="Times New Roman" w:cs="Times New Roman"/>
+          <w:sz w:val="24"/>
+          <w:szCs w:val="24"/>
+        </w:rPr>
+        <w:t xml:space="preserve"> </w:t>
+      </w:r>
+      <w:r>
+        <w:rPr>
+          <w:rFonts w:ascii="Times New Roman" w:hAnsi="Times New Roman" w:cs="Times New Roman"/>
+          <w:sz w:val="24"/>
+          <w:szCs w:val="24"/>
+        </w:rPr>
+        <w:t>и А.</w:t>
+      </w:r>
+      <w:r>
+        <w:rPr>
+          <w:rFonts w:ascii="Times New Roman" w:hAnsi="Times New Roman" w:cs="Times New Roman"/>
+          <w:sz w:val="24"/>
+          <w:szCs w:val="24"/>
+        </w:rPr>
+        <w:t xml:space="preserve"> Воронихин. Территория </w:t>
+      </w:r>
+      <w:r>
+        <w:rPr>
+          <w:rFonts w:ascii="Times New Roman" w:hAnsi="Times New Roman" w:cs="Times New Roman"/>
+          <w:sz w:val="24"/>
+          <w:szCs w:val="24"/>
+        </w:rPr>
+        <w:t xml:space="preserve">парка </w:t>
+      </w:r>
+      <w:r>
+        <w:rPr>
+          <w:rFonts w:ascii="Times New Roman" w:hAnsi="Times New Roman" w:cs="Times New Roman"/>
+          <w:sz w:val="24"/>
+          <w:szCs w:val="24"/>
+        </w:rPr>
+        <w:t xml:space="preserve">разделена на семь участков-районов, различных по настроению и композиции. </w:t>
+      </w:r>
+      <w:r>
+        <w:rPr>
+          <w:rFonts w:ascii="Times New Roman" w:hAnsi="Times New Roman" w:cs="Times New Roman"/>
+          <w:sz w:val="24"/>
+          <w:szCs w:val="24"/>
+        </w:rPr>
+        <w:t>На</w:t>
+      </w:r>
+      <w:r>
+        <w:rPr>
+          <w:rFonts w:ascii="Times New Roman" w:hAnsi="Times New Roman" w:cs="Times New Roman"/>
+          <w:sz w:val="24"/>
+          <w:szCs w:val="24"/>
+        </w:rPr>
+        <w:t xml:space="preserve"> каждом </w:t>
+      </w:r>
+      <w:r>
+        <w:rPr>
+          <w:rFonts w:ascii="Times New Roman" w:hAnsi="Times New Roman" w:cs="Times New Roman"/>
+          <w:sz w:val="24"/>
+          <w:szCs w:val="24"/>
+        </w:rPr>
+        <w:t xml:space="preserve">участке </w:t>
+      </w:r>
+      <w:r>
+        <w:rPr>
+          <w:rFonts w:ascii="Times New Roman" w:hAnsi="Times New Roman" w:cs="Times New Roman"/>
+          <w:sz w:val="24"/>
+          <w:szCs w:val="24"/>
+        </w:rPr>
+        <w:t xml:space="preserve">есть свои парковые объекты: изящные каменные мосты, тенистые аллеи, беседки и памятники. </w:t>
       </w:r>
       <w:r>
         <w:rPr>
@@ -448,23 +638,13 @@
         </w:rPr>
         <w:t xml:space="preserve">В </w:t>
       </w:r>
-      <w:proofErr w:type="spellStart"/>
-      <w:r>
-        <w:rPr>
-          <w:rFonts w:ascii="Times New Roman" w:hAnsi="Times New Roman" w:cs="Times New Roman"/>
-          <w:sz w:val="24"/>
-          <w:szCs w:val="24"/>
-        </w:rPr>
-        <w:t>Придворцовом</w:t>
-      </w:r>
-      <w:proofErr w:type="spellEnd"/>
-      <w:r>
-        <w:rPr>
-          <w:rFonts w:ascii="Times New Roman" w:hAnsi="Times New Roman" w:cs="Times New Roman"/>
-          <w:sz w:val="24"/>
-          <w:szCs w:val="24"/>
-        </w:rPr>
-        <w:t xml:space="preserve"> районе расположена любимая терраса Павла I — Павильон трёх граций</w:t>
+      <w:r>
+        <w:rPr>
+          <w:rFonts w:ascii="Times New Roman" w:hAnsi="Times New Roman" w:cs="Times New Roman"/>
+          <w:sz w:val="24"/>
+          <w:szCs w:val="24"/>
+        </w:rPr>
+        <w:t>Придворцовом районе расположена любимая терраса Павла I — Павильон трёх граций</w:t>
       </w:r>
       <w:r>
         <w:rPr>
@@ -564,15 +744,15 @@
           <w:sz w:val="24"/>
           <w:szCs w:val="24"/>
         </w:rPr>
-        <w:t>во дворце-музее</w:t>
-      </w:r>
-      <w:r>
-        <w:rPr>
-          <w:rFonts w:ascii="Times New Roman" w:hAnsi="Times New Roman" w:cs="Times New Roman"/>
-          <w:sz w:val="24"/>
-          <w:szCs w:val="24"/>
-        </w:rPr>
-        <w:t xml:space="preserve"> «Павловск» </w:t>
+        <w:t>во дворце</w:t>
+      </w:r>
+      <w:r>
+        <w:rPr>
+          <w:rFonts w:ascii="Times New Roman" w:hAnsi="Times New Roman" w:cs="Times New Roman"/>
+          <w:sz w:val="24"/>
+          <w:szCs w:val="24"/>
+        </w:rPr>
+        <w:t xml:space="preserve"> </w:t>
       </w:r>
       <w:r>
         <w:rPr>
@@ -588,7 +768,39 @@
           <w:sz w:val="24"/>
           <w:szCs w:val="24"/>
         </w:rPr>
-        <w:t>из коллекций музея, проводил</w:t>
+        <w:t>из коллекци</w:t>
+      </w:r>
+      <w:r>
+        <w:rPr>
+          <w:rFonts w:ascii="Times New Roman" w:hAnsi="Times New Roman" w:cs="Times New Roman"/>
+          <w:sz w:val="24"/>
+          <w:szCs w:val="24"/>
+        </w:rPr>
+        <w:t>и</w:t>
+      </w:r>
+      <w:r>
+        <w:rPr>
+          <w:rFonts w:ascii="Times New Roman" w:hAnsi="Times New Roman" w:cs="Times New Roman"/>
+          <w:sz w:val="24"/>
+          <w:szCs w:val="24"/>
+        </w:rPr>
+        <w:t xml:space="preserve"> музея</w:t>
+      </w:r>
+      <w:r>
+        <w:rPr>
+          <w:rFonts w:ascii="Times New Roman" w:hAnsi="Times New Roman" w:cs="Times New Roman"/>
+          <w:sz w:val="24"/>
+          <w:szCs w:val="24"/>
+        </w:rPr>
+        <w:t>. В этот период в музее</w:t>
+      </w:r>
+      <w:r>
+        <w:rPr>
+          <w:rFonts w:ascii="Times New Roman" w:hAnsi="Times New Roman" w:cs="Times New Roman"/>
+          <w:sz w:val="24"/>
+          <w:szCs w:val="24"/>
+        </w:rPr>
+        <w:t xml:space="preserve"> проводил</w:t>
       </w:r>
       <w:r>
         <w:rPr>
@@ -604,7 +816,23 @@
           <w:sz w:val="24"/>
           <w:szCs w:val="24"/>
         </w:rPr>
-        <w:t xml:space="preserve"> по реставрации павильонов. Это был наиболее плодотворный период работы музея. </w:t>
+        <w:t xml:space="preserve"> по реставрации павильонов. Это был наиболее плодотворный период работы музея</w:t>
+      </w:r>
+      <w:r>
+        <w:rPr>
+          <w:rFonts w:ascii="Times New Roman" w:hAnsi="Times New Roman" w:cs="Times New Roman"/>
+          <w:sz w:val="24"/>
+          <w:szCs w:val="24"/>
+        </w:rPr>
+        <w:t xml:space="preserve"> до войны</w:t>
+      </w:r>
+      <w:r>
+        <w:rPr>
+          <w:rFonts w:ascii="Times New Roman" w:hAnsi="Times New Roman" w:cs="Times New Roman"/>
+          <w:sz w:val="24"/>
+          <w:szCs w:val="24"/>
+        </w:rPr>
+        <w:t xml:space="preserve">. </w:t>
       </w:r>
     </w:p>
     <w:p>
@@ -656,7 +884,39 @@
           <w:sz w:val="24"/>
           <w:szCs w:val="28"/>
         </w:rPr>
-        <w:t xml:space="preserve">проводились экскурсии и лекции, планировалось начать реставрацию некоторых парковых сооружений, готовились новые художественно-исторические выставки из музейных фондов. </w:t>
+        <w:t xml:space="preserve">проводились экскурсии и лекции, </w:t>
+      </w:r>
+      <w:r>
+        <w:rPr>
+          <w:rFonts w:ascii="Times New Roman" w:hAnsi="Times New Roman" w:cs="Times New Roman"/>
+          <w:sz w:val="24"/>
+          <w:szCs w:val="28"/>
+        </w:rPr>
+        <w:t>была запланирована</w:t>
+      </w:r>
+      <w:r>
+        <w:rPr>
+          <w:rFonts w:ascii="Times New Roman" w:hAnsi="Times New Roman" w:cs="Times New Roman"/>
+          <w:sz w:val="24"/>
+          <w:szCs w:val="28"/>
+        </w:rPr>
+        <w:t xml:space="preserve"> реставраци</w:t>
+      </w:r>
+      <w:r>
+        <w:rPr>
+          <w:rFonts w:ascii="Times New Roman" w:hAnsi="Times New Roman" w:cs="Times New Roman"/>
+          <w:sz w:val="24"/>
+          <w:szCs w:val="28"/>
+        </w:rPr>
+        <w:t>я</w:t>
+      </w:r>
+      <w:r>
+        <w:rPr>
+          <w:rFonts w:ascii="Times New Roman" w:hAnsi="Times New Roman" w:cs="Times New Roman"/>
+          <w:sz w:val="24"/>
+          <w:szCs w:val="28"/>
+        </w:rPr>
+        <w:t xml:space="preserve"> парковых сооружений, готовились новые художественно-исторические выставки из музейных фондов. </w:t>
       </w:r>
     </w:p>
     <w:p>
@@ -682,8 +942,6 @@
           <w:szCs w:val="24"/>
         </w:rPr>
       </w:pPr>
-      <w:bookmarkStart w:id="0" w:name="_GoBack"/>
-      <w:bookmarkEnd w:id="0"/>
     </w:p>
     <w:p>
       <w:pPr>
@@ -707,7 +965,7 @@
 </file>
 
 <file path=word/styles.xml><?xml version="1.0" encoding="utf-8"?>
-<w:styles xmlns:mc="http://schemas.openxmlformats.org/markup-compatibility/2006" xmlns:r="http://schemas.openxmlformats.org/officeDocument/2006/relationships" xmlns:w="http://schemas.openxmlformats.org/wordprocessingml/2006/main" xmlns:w14="http://schemas.microsoft.com/office/word/2010/wordml" xmlns:w15="http://schemas.microsoft.com/office/word/2012/wordml" xmlns:w16se="http://schemas.microsoft.com/office/word/2015/wordml/symex" mc:Ignorable="w14 w15 w16se">
+<w:styles xmlns:mc="http://schemas.openxmlformats.org/markup-compatibility/2006" xmlns:r="http://schemas.openxmlformats.org/officeDocument/2006/relationships" xmlns:w="http://schemas.openxmlformats.org/wordprocessingml/2006/main" xmlns:w14="http://schemas.microsoft.com/office/word/2010/wordml" xmlns:w15="http://schemas.microsoft.com/office/word/2012/wordml" xmlns:w16cex="http://schemas.microsoft.com/office/word/2018/wordml/cex" xmlns:w16cid="http://schemas.microsoft.com/office/word/2016/wordml/cid" xmlns:w16="http://schemas.microsoft.com/office/word/2018/wordml" xmlns:w16du="http://schemas.microsoft.com/office/word/2023/wordml/word16du" xmlns:w16sdtdh="http://schemas.microsoft.com/office/word/2020/wordml/sdtdatahash" xmlns:w16sdtfl="http://schemas.microsoft.com/office/word/2024/wordml/sdtformatlock" xmlns:w16se="http://schemas.microsoft.com/office/word/2015/wordml/symex" mc:Ignorable="w14 w15 w16se w16cid w16 w16cex w16sdtdh w16sdtfl w16du">
   <w:docDefaults>
     <w:rPrDefault>
       <w:rPr>
@@ -723,7 +981,7 @@
       </w:pPr>
     </w:pPrDefault>
   </w:docDefaults>
-  <w:latentStyles w:defLockedState="0" w:defUIPriority="99" w:defSemiHidden="0" w:defUnhideWhenUsed="0" w:defQFormat="0" w:count="371">
+  <w:latentStyles w:defLockedState="0" w:defUIPriority="99" w:defSemiHidden="0" w:defUnhideWhenUsed="0" w:defQFormat="0" w:count="376">
     <w:lsdException w:name="Normal" w:uiPriority="0" w:qFormat="1"/>
     <w:lsdException w:name="heading 1" w:uiPriority="9" w:qFormat="1"/>
     <w:lsdException w:name="heading 2" w:semiHidden="1" w:uiPriority="9" w:unhideWhenUsed="1" w:qFormat="1"/>
@@ -1095,6 +1353,11 @@
     <w:lsdException w:name="List Table 5 Dark Accent 6" w:uiPriority="50"/>
     <w:lsdException w:name="List Table 6 Colorful Accent 6" w:uiPriority="51"/>
     <w:lsdException w:name="List Table 7 Colorful Accent 6" w:uiPriority="52"/>
+    <w:lsdException w:name="Mention" w:semiHidden="1" w:unhideWhenUsed="1"/>
+    <w:lsdException w:name="Smart Hyperlink" w:semiHidden="1" w:unhideWhenUsed="1"/>
+    <w:lsdException w:name="Hashtag" w:semiHidden="1" w:unhideWhenUsed="1"/>
+    <w:lsdException w:name="Unresolved Mention" w:semiHidden="1" w:unhideWhenUsed="1"/>
+    <w:lsdException w:name="Smart Link" w:semiHidden="1" w:unhideWhenUsed="1"/>
   </w:latentStyles>
   <w:style w:type="paragraph" w:default="1" w:styleId="a">
     <w:name w:val="Normal"/>
